--- a/sources/veille/ai-act/2026-07-19_veille_ai-act.docx
+++ b/sources/veille/ai-act/2026-07-19_veille_ai-act.docx
@@ -1287,7 +1287,32 @@
           <w:sz w:val="22"/>
           <w:szCs w:val="22"/>
         </w:rPr>
-        <w:t xml:space="preserve">• artificialintelligenceact.eu/analyses/ — rendu JavaScript côté client, contenu non extractible</w:t>
+        <w:t xml:space="preserve">• </w:t>
+      </w:r>
+      <w:hyperlink w:history="1" r:id="rIdanalyses2026">
+        <w:r>
+          <w:rPr>
+            <w:rFonts w:ascii="Calibri" w:cs="Calibri" w:eastAsia="Calibri" w:hAnsi="Calibri"/>
+            <w:b w:val="false"/>
+            <w:bCs w:val="false"/>
+            <w:sz w:val="22"/>
+            <w:szCs w:val="22"/>
+            <w:color w:val="1155CC"/>
+            <w:u w:val="single"/>
+          </w:rPr>
+          <w:t xml:space="preserve">artificialintelligenceact.eu/analyses/</w:t>
+        </w:r>
+      </w:hyperlink>
+      <w:r>
+        <w:rPr>
+          <w:rFonts w:ascii="Calibri" w:cs="Calibri" w:eastAsia="Calibri" w:hAnsi="Calibri"/>
+          <w:b w:val="false"/>
+          <w:bCs w:val="false"/>
+          <w:color w:val="1F2937"/>
+          <w:sz w:val="22"/>
+          <w:szCs w:val="22"/>
+        </w:rPr>
+        <w:t xml:space="preserve"> — rendu JavaScript côté client, contenu non extractible</w:t>
       </w:r>
     </w:p>
     <w:p>
@@ -1429,6 +1454,64 @@
           <w:szCs w:val="18"/>
         </w:rPr>
         <w:t xml:space="preserve">Compte-rendu produit le 2026-07-19 | Niveau d'alerte : 🟡 À surveiller | 4✅ + 2⚠️ / 7 sources</w:t>
+      </w:r>
+    </w:p>
+    <w:p>
+      <w:pPr>
+        <w:spacing w:after="120" w:before="320"/>
+      </w:pPr>
+      <w:r>
+        <w:rPr>
+          <w:rFonts w:ascii="Calibri" w:cs="Calibri" w:eastAsia="Calibri" w:hAnsi="Calibri"/>
+          <w:b/>
+          <w:bCs/>
+          <w:color w:val="1B3A6B"/>
+          <w:sz w:val="28"/>
+          <w:szCs w:val="28"/>
+        </w:rPr>
+        <w:t xml:space="preserve">📝 Journal des corrections — 12 septembre 2026</w:t>
+      </w:r>
+    </w:p>
+    <w:p>
+      <w:pPr>
+        <w:spacing w:after="80"/>
+      </w:pPr>
+      <w:r>
+        <w:rPr>
+          <w:rFonts w:ascii="Calibri" w:cs="Calibri" w:eastAsia="Calibri" w:hAnsi="Calibri"/>
+          <w:color w:val="1F2937"/>
+          <w:sz w:val="22"/>
+          <w:szCs w:val="22"/>
+        </w:rPr>
+        <w:t xml:space="preserve">Note produite le 19/07/2026, relue le 12/09/2026 au cours d'un contrôle d'attribution des 221 documents du dépôt (règle ⑭ : une page nommée comme source doit être liée). Contenu inchangé.</w:t>
+      </w:r>
+    </w:p>
+    <w:p>
+      <w:pPr>
+        <w:spacing w:after="80"/>
+      </w:pPr>
+      <w:r>
+        <w:rPr>
+          <w:rFonts w:ascii="Calibri" w:cs="Calibri" w:eastAsia="Calibri" w:hAnsi="Calibri"/>
+          <w:color w:val="1F2937"/>
+          <w:sz w:val="22"/>
+          <w:szCs w:val="22"/>
+        </w:rPr>
+        <w:t xml:space="preserve">Pages nommées sans lien cliquable, liées le 12/09/2026 : artificialintelligenceact.eu/analyses/ → artificialintelligenceact.eu/analyses/ (1).</w:t>
+      </w:r>
+    </w:p>
+    <w:p>
+      <w:pPr>
+        <w:spacing w:after="80"/>
+      </w:pPr>
+      <w:r>
+        <w:rPr>
+          <w:rFonts w:ascii="Calibri" w:cs="Calibri" w:eastAsia="Calibri" w:hAnsi="Calibri"/>
+          <w:color w:val="1F2937"/>
+          <w:sz w:val="22"/>
+          <w:szCs w:val="22"/>
+        </w:rPr>
+        <w:t xml:space="preserve">La page ⛔ « artificialintelligenceact.eu/analyses/ — rendu JavaScript côté client, contenu non extractible » répond 200 et 241 589 octets à un navigateur le 12/09/2026 : c'est l'agent du job qu'elle refuse (règle 10). Liée ; le ⛔ de ce jour-là est conservé.</w:t>
       </w:r>
     </w:p>
     <w:sectPr>
